--- a/masters/work-journal/work-journal.docx
+++ b/masters/work-journal/work-journal.docx
@@ -4,7 +4,7 @@
   <w:body>
     <w:p>
       <w:pPr>
-        <w:spacing w:after="31" w:before="0" w:line="312" w:lineRule="auto"/>
+        <w:spacing w:after="34" w:before="0" w:line="312" w:lineRule="auto"/>
         <w:jc w:val="center"/>
       </w:pPr>
       <w:r>
@@ -19,7 +19,7 @@
     </w:p>
     <w:p>
       <w:pPr>
-        <w:spacing w:after="78" w:before="0" w:line="312" w:lineRule="auto"/>
+        <w:spacing w:after="85" w:before="0" w:line="312" w:lineRule="auto"/>
         <w:jc w:val="left"/>
         <w:pBdr>
           <w:bottom w:val="single" w:sz="14" w:space="2" w:color="24384F"/>
@@ -35,7 +35,7 @@
     </w:p>
     <w:p>
       <w:pPr>
-        <w:spacing w:after="94" w:before="0" w:line="312" w:lineRule="auto"/>
+        <w:spacing w:after="102" w:before="0" w:line="312" w:lineRule="auto"/>
         <w:jc w:val="left"/>
       </w:pPr>
       <w:r>
@@ -62,7 +62,7 @@
       </w:tblGrid>
       <w:tr>
         <w:trPr>
-          <w:trHeight w:val="353" w:hRule="atLeast"/>
+          <w:trHeight w:val="385" w:hRule="atLeast"/>
         </w:trPr>
         <w:tc>
           <w:tcPr>
@@ -177,7 +177,7 @@
       </w:tr>
       <w:tr>
         <w:trPr>
-          <w:trHeight w:val="353" w:hRule="atLeast"/>
+          <w:trHeight w:val="385" w:hRule="atLeast"/>
         </w:trPr>
         <w:tc>
           <w:tcPr>
@@ -293,7 +293,7 @@
     </w:tbl>
     <w:p>
       <w:pPr>
-        <w:spacing w:after="31" w:before="0" w:line="312" w:lineRule="auto"/>
+        <w:spacing w:after="34" w:before="0" w:line="312" w:lineRule="auto"/>
         <w:jc w:val="left"/>
       </w:pPr>
       <w:r>
@@ -306,7 +306,7 @@
     </w:p>
     <w:p>
       <w:pPr>
-        <w:spacing w:after="31" w:before="62" w:line="312" w:lineRule="auto"/>
+        <w:spacing w:after="34" w:before="68" w:line="312" w:lineRule="auto"/>
         <w:jc w:val="left"/>
         <w:pBdr>
           <w:bottom w:val="single" w:sz="6" w:space="2" w:color="C9D2DD"/>
@@ -347,7 +347,7 @@
       </w:tblGrid>
       <w:tr>
         <w:trPr>
-          <w:trHeight w:val="398" w:hRule="atLeast"/>
+          <w:trHeight w:val="433" w:hRule="atLeast"/>
         </w:trPr>
         <w:tc>
           <w:tcPr>
@@ -468,7 +468,7 @@
       </w:tr>
       <w:tr>
         <w:trPr>
-          <w:trHeight w:val="398" w:hRule="atLeast"/>
+          <w:trHeight w:val="433" w:hRule="atLeast"/>
         </w:trPr>
         <w:tc>
           <w:tcPr>
@@ -484,7 +484,7 @@
           <w:p>
             <w:pPr>
               <w:spacing w:after="0" w:line="312" w:lineRule="auto"/>
-              <w:jc w:val="left"/>
+              <w:jc w:val="center"/>
             </w:pPr>
             <w:r/>
             <w:r>
@@ -510,7 +510,7 @@
           <w:p>
             <w:pPr>
               <w:spacing w:after="0" w:line="312" w:lineRule="auto"/>
-              <w:jc w:val="left"/>
+              <w:jc w:val="center"/>
             </w:pPr>
             <w:r/>
             <w:r>
@@ -536,7 +536,7 @@
           <w:p>
             <w:pPr>
               <w:spacing w:after="0" w:line="312" w:lineRule="auto"/>
-              <w:jc w:val="left"/>
+              <w:jc w:val="center"/>
             </w:pPr>
             <w:r/>
             <w:r>
@@ -562,7 +562,7 @@
           <w:p>
             <w:pPr>
               <w:spacing w:after="0" w:line="312" w:lineRule="auto"/>
-              <w:jc w:val="left"/>
+              <w:jc w:val="center"/>
             </w:pPr>
             <w:r/>
             <w:r>
@@ -577,7 +577,7 @@
       </w:tr>
       <w:tr>
         <w:trPr>
-          <w:trHeight w:val="398" w:hRule="atLeast"/>
+          <w:trHeight w:val="433" w:hRule="atLeast"/>
         </w:trPr>
         <w:tc>
           <w:tcPr>
@@ -593,7 +593,7 @@
           <w:p>
             <w:pPr>
               <w:spacing w:after="0" w:line="312" w:lineRule="auto"/>
-              <w:jc w:val="left"/>
+              <w:jc w:val="center"/>
             </w:pPr>
             <w:r/>
             <w:r>
@@ -619,7 +619,7 @@
           <w:p>
             <w:pPr>
               <w:spacing w:after="0" w:line="312" w:lineRule="auto"/>
-              <w:jc w:val="left"/>
+              <w:jc w:val="center"/>
             </w:pPr>
             <w:r/>
             <w:r>
@@ -645,7 +645,7 @@
           <w:p>
             <w:pPr>
               <w:spacing w:after="0" w:line="312" w:lineRule="auto"/>
-              <w:jc w:val="left"/>
+              <w:jc w:val="center"/>
             </w:pPr>
             <w:r/>
             <w:r>
@@ -671,7 +671,7 @@
           <w:p>
             <w:pPr>
               <w:spacing w:after="0" w:line="312" w:lineRule="auto"/>
-              <w:jc w:val="left"/>
+              <w:jc w:val="center"/>
             </w:pPr>
             <w:r/>
             <w:r>
@@ -686,7 +686,7 @@
       </w:tr>
       <w:tr>
         <w:trPr>
-          <w:trHeight w:val="398" w:hRule="atLeast"/>
+          <w:trHeight w:val="433" w:hRule="atLeast"/>
         </w:trPr>
         <w:tc>
           <w:tcPr>
@@ -702,7 +702,7 @@
           <w:p>
             <w:pPr>
               <w:spacing w:after="0" w:line="312" w:lineRule="auto"/>
-              <w:jc w:val="left"/>
+              <w:jc w:val="center"/>
             </w:pPr>
             <w:r/>
             <w:r>
@@ -728,7 +728,7 @@
           <w:p>
             <w:pPr>
               <w:spacing w:after="0" w:line="312" w:lineRule="auto"/>
-              <w:jc w:val="left"/>
+              <w:jc w:val="center"/>
             </w:pPr>
             <w:r/>
             <w:r>
@@ -754,7 +754,7 @@
           <w:p>
             <w:pPr>
               <w:spacing w:after="0" w:line="312" w:lineRule="auto"/>
-              <w:jc w:val="left"/>
+              <w:jc w:val="center"/>
             </w:pPr>
             <w:r/>
             <w:r>
@@ -780,7 +780,7 @@
           <w:p>
             <w:pPr>
               <w:spacing w:after="0" w:line="312" w:lineRule="auto"/>
-              <w:jc w:val="left"/>
+              <w:jc w:val="center"/>
             </w:pPr>
             <w:r/>
             <w:r>
@@ -795,7 +795,7 @@
       </w:tr>
       <w:tr>
         <w:trPr>
-          <w:trHeight w:val="398" w:hRule="atLeast"/>
+          <w:trHeight w:val="433" w:hRule="atLeast"/>
         </w:trPr>
         <w:tc>
           <w:tcPr>
@@ -811,7 +811,7 @@
           <w:p>
             <w:pPr>
               <w:spacing w:after="0" w:line="312" w:lineRule="auto"/>
-              <w:jc w:val="left"/>
+              <w:jc w:val="center"/>
             </w:pPr>
             <w:r/>
             <w:r>
@@ -837,7 +837,7 @@
           <w:p>
             <w:pPr>
               <w:spacing w:after="0" w:line="312" w:lineRule="auto"/>
-              <w:jc w:val="left"/>
+              <w:jc w:val="center"/>
             </w:pPr>
             <w:r/>
             <w:r>
@@ -863,7 +863,7 @@
           <w:p>
             <w:pPr>
               <w:spacing w:after="0" w:line="312" w:lineRule="auto"/>
-              <w:jc w:val="left"/>
+              <w:jc w:val="center"/>
             </w:pPr>
             <w:r/>
             <w:r>
@@ -889,7 +889,7 @@
           <w:p>
             <w:pPr>
               <w:spacing w:after="0" w:line="312" w:lineRule="auto"/>
-              <w:jc w:val="left"/>
+              <w:jc w:val="center"/>
             </w:pPr>
             <w:r/>
             <w:r>
@@ -904,7 +904,7 @@
       </w:tr>
       <w:tr>
         <w:trPr>
-          <w:trHeight w:val="398" w:hRule="atLeast"/>
+          <w:trHeight w:val="433" w:hRule="atLeast"/>
         </w:trPr>
         <w:tc>
           <w:tcPr>
@@ -920,7 +920,7 @@
           <w:p>
             <w:pPr>
               <w:spacing w:after="0" w:line="312" w:lineRule="auto"/>
-              <w:jc w:val="left"/>
+              <w:jc w:val="center"/>
             </w:pPr>
             <w:r/>
             <w:r>
@@ -946,7 +946,7 @@
           <w:p>
             <w:pPr>
               <w:spacing w:after="0" w:line="312" w:lineRule="auto"/>
-              <w:jc w:val="left"/>
+              <w:jc w:val="center"/>
             </w:pPr>
             <w:r/>
             <w:r>
@@ -972,7 +972,7 @@
           <w:p>
             <w:pPr>
               <w:spacing w:after="0" w:line="312" w:lineRule="auto"/>
-              <w:jc w:val="left"/>
+              <w:jc w:val="center"/>
             </w:pPr>
             <w:r/>
             <w:r>
@@ -998,7 +998,7 @@
           <w:p>
             <w:pPr>
               <w:spacing w:after="0" w:line="312" w:lineRule="auto"/>
-              <w:jc w:val="left"/>
+              <w:jc w:val="center"/>
             </w:pPr>
             <w:r/>
             <w:r>
@@ -1013,7 +1013,7 @@
       </w:tr>
       <w:tr>
         <w:trPr>
-          <w:trHeight w:val="398" w:hRule="atLeast"/>
+          <w:trHeight w:val="433" w:hRule="atLeast"/>
         </w:trPr>
         <w:tc>
           <w:tcPr>
@@ -1029,7 +1029,7 @@
           <w:p>
             <w:pPr>
               <w:spacing w:after="0" w:line="312" w:lineRule="auto"/>
-              <w:jc w:val="left"/>
+              <w:jc w:val="center"/>
             </w:pPr>
             <w:r/>
             <w:r>
@@ -1055,7 +1055,7 @@
           <w:p>
             <w:pPr>
               <w:spacing w:after="0" w:line="312" w:lineRule="auto"/>
-              <w:jc w:val="left"/>
+              <w:jc w:val="center"/>
             </w:pPr>
             <w:r/>
             <w:r>
@@ -1081,7 +1081,7 @@
           <w:p>
             <w:pPr>
               <w:spacing w:after="0" w:line="312" w:lineRule="auto"/>
-              <w:jc w:val="left"/>
+              <w:jc w:val="center"/>
             </w:pPr>
             <w:r/>
             <w:r>
@@ -1107,7 +1107,7 @@
           <w:p>
             <w:pPr>
               <w:spacing w:after="0" w:line="312" w:lineRule="auto"/>
-              <w:jc w:val="left"/>
+              <w:jc w:val="center"/>
             </w:pPr>
             <w:r/>
             <w:r>
@@ -1123,7 +1123,7 @@
     </w:tbl>
     <w:p>
       <w:pPr>
-        <w:spacing w:after="31" w:before="0" w:line="312" w:lineRule="auto"/>
+        <w:spacing w:after="34" w:before="0" w:line="312" w:lineRule="auto"/>
         <w:jc w:val="left"/>
       </w:pPr>
       <w:r>
@@ -1136,7 +1136,7 @@
     </w:p>
     <w:p>
       <w:pPr>
-        <w:spacing w:after="31" w:before="62" w:line="312" w:lineRule="auto"/>
+        <w:spacing w:after="34" w:before="68" w:line="312" w:lineRule="auto"/>
         <w:jc w:val="left"/>
         <w:pBdr>
           <w:bottom w:val="single" w:sz="6" w:space="2" w:color="C9D2DD"/>
@@ -1177,7 +1177,7 @@
       </w:tblGrid>
       <w:tr>
         <w:trPr>
-          <w:trHeight w:val="398" w:hRule="atLeast"/>
+          <w:trHeight w:val="433" w:hRule="atLeast"/>
         </w:trPr>
         <w:tc>
           <w:tcPr>
@@ -1298,7 +1298,7 @@
       </w:tr>
       <w:tr>
         <w:trPr>
-          <w:trHeight w:val="398" w:hRule="atLeast"/>
+          <w:trHeight w:val="433" w:hRule="atLeast"/>
         </w:trPr>
         <w:tc>
           <w:tcPr>
@@ -1314,7 +1314,7 @@
           <w:p>
             <w:pPr>
               <w:spacing w:after="0" w:line="312" w:lineRule="auto"/>
-              <w:jc w:val="left"/>
+              <w:jc w:val="center"/>
             </w:pPr>
             <w:r/>
             <w:r>
@@ -1340,7 +1340,7 @@
           <w:p>
             <w:pPr>
               <w:spacing w:after="0" w:line="312" w:lineRule="auto"/>
-              <w:jc w:val="left"/>
+              <w:jc w:val="center"/>
             </w:pPr>
             <w:r/>
             <w:r>
@@ -1366,7 +1366,7 @@
           <w:p>
             <w:pPr>
               <w:spacing w:after="0" w:line="312" w:lineRule="auto"/>
-              <w:jc w:val="left"/>
+              <w:jc w:val="center"/>
             </w:pPr>
             <w:r/>
             <w:r>
@@ -1392,7 +1392,7 @@
           <w:p>
             <w:pPr>
               <w:spacing w:after="0" w:line="312" w:lineRule="auto"/>
-              <w:jc w:val="left"/>
+              <w:jc w:val="center"/>
             </w:pPr>
             <w:r/>
             <w:r>
@@ -1407,7 +1407,7 @@
       </w:tr>
       <w:tr>
         <w:trPr>
-          <w:trHeight w:val="398" w:hRule="atLeast"/>
+          <w:trHeight w:val="433" w:hRule="atLeast"/>
         </w:trPr>
         <w:tc>
           <w:tcPr>
@@ -1423,7 +1423,7 @@
           <w:p>
             <w:pPr>
               <w:spacing w:after="0" w:line="312" w:lineRule="auto"/>
-              <w:jc w:val="left"/>
+              <w:jc w:val="center"/>
             </w:pPr>
             <w:r/>
             <w:r>
@@ -1449,7 +1449,7 @@
           <w:p>
             <w:pPr>
               <w:spacing w:after="0" w:line="312" w:lineRule="auto"/>
-              <w:jc w:val="left"/>
+              <w:jc w:val="center"/>
             </w:pPr>
             <w:r/>
             <w:r>
@@ -1475,7 +1475,7 @@
           <w:p>
             <w:pPr>
               <w:spacing w:after="0" w:line="312" w:lineRule="auto"/>
-              <w:jc w:val="left"/>
+              <w:jc w:val="center"/>
             </w:pPr>
             <w:r/>
             <w:r>
@@ -1501,7 +1501,7 @@
           <w:p>
             <w:pPr>
               <w:spacing w:after="0" w:line="312" w:lineRule="auto"/>
-              <w:jc w:val="left"/>
+              <w:jc w:val="center"/>
             </w:pPr>
             <w:r/>
             <w:r>
@@ -1516,7 +1516,7 @@
       </w:tr>
       <w:tr>
         <w:trPr>
-          <w:trHeight w:val="398" w:hRule="atLeast"/>
+          <w:trHeight w:val="433" w:hRule="atLeast"/>
         </w:trPr>
         <w:tc>
           <w:tcPr>
@@ -1532,7 +1532,7 @@
           <w:p>
             <w:pPr>
               <w:spacing w:after="0" w:line="312" w:lineRule="auto"/>
-              <w:jc w:val="left"/>
+              <w:jc w:val="center"/>
             </w:pPr>
             <w:r/>
             <w:r>
@@ -1558,7 +1558,7 @@
           <w:p>
             <w:pPr>
               <w:spacing w:after="0" w:line="312" w:lineRule="auto"/>
-              <w:jc w:val="left"/>
+              <w:jc w:val="center"/>
             </w:pPr>
             <w:r/>
             <w:r>
@@ -1584,7 +1584,7 @@
           <w:p>
             <w:pPr>
               <w:spacing w:after="0" w:line="312" w:lineRule="auto"/>
-              <w:jc w:val="left"/>
+              <w:jc w:val="center"/>
             </w:pPr>
             <w:r/>
             <w:r>
@@ -1610,7 +1610,7 @@
           <w:p>
             <w:pPr>
               <w:spacing w:after="0" w:line="312" w:lineRule="auto"/>
-              <w:jc w:val="left"/>
+              <w:jc w:val="center"/>
             </w:pPr>
             <w:r/>
             <w:r>
@@ -1625,7 +1625,7 @@
       </w:tr>
       <w:tr>
         <w:trPr>
-          <w:trHeight w:val="398" w:hRule="atLeast"/>
+          <w:trHeight w:val="433" w:hRule="atLeast"/>
         </w:trPr>
         <w:tc>
           <w:tcPr>
@@ -1641,7 +1641,7 @@
           <w:p>
             <w:pPr>
               <w:spacing w:after="0" w:line="312" w:lineRule="auto"/>
-              <w:jc w:val="left"/>
+              <w:jc w:val="center"/>
             </w:pPr>
             <w:r/>
             <w:r>
@@ -1667,7 +1667,7 @@
           <w:p>
             <w:pPr>
               <w:spacing w:after="0" w:line="312" w:lineRule="auto"/>
-              <w:jc w:val="left"/>
+              <w:jc w:val="center"/>
             </w:pPr>
             <w:r/>
             <w:r>
@@ -1693,7 +1693,7 @@
           <w:p>
             <w:pPr>
               <w:spacing w:after="0" w:line="312" w:lineRule="auto"/>
-              <w:jc w:val="left"/>
+              <w:jc w:val="center"/>
             </w:pPr>
             <w:r/>
             <w:r>
@@ -1719,7 +1719,7 @@
           <w:p>
             <w:pPr>
               <w:spacing w:after="0" w:line="312" w:lineRule="auto"/>
-              <w:jc w:val="left"/>
+              <w:jc w:val="center"/>
             </w:pPr>
             <w:r/>
             <w:r>
@@ -1734,7 +1734,7 @@
       </w:tr>
       <w:tr>
         <w:trPr>
-          <w:trHeight w:val="398" w:hRule="atLeast"/>
+          <w:trHeight w:val="433" w:hRule="atLeast"/>
         </w:trPr>
         <w:tc>
           <w:tcPr>
@@ -1750,7 +1750,7 @@
           <w:p>
             <w:pPr>
               <w:spacing w:after="0" w:line="312" w:lineRule="auto"/>
-              <w:jc w:val="left"/>
+              <w:jc w:val="center"/>
             </w:pPr>
             <w:r/>
             <w:r>
@@ -1776,7 +1776,7 @@
           <w:p>
             <w:pPr>
               <w:spacing w:after="0" w:line="312" w:lineRule="auto"/>
-              <w:jc w:val="left"/>
+              <w:jc w:val="center"/>
             </w:pPr>
             <w:r/>
             <w:r>
@@ -1802,7 +1802,7 @@
           <w:p>
             <w:pPr>
               <w:spacing w:after="0" w:line="312" w:lineRule="auto"/>
-              <w:jc w:val="left"/>
+              <w:jc w:val="center"/>
             </w:pPr>
             <w:r/>
             <w:r>
@@ -1828,7 +1828,7 @@
           <w:p>
             <w:pPr>
               <w:spacing w:after="0" w:line="312" w:lineRule="auto"/>
-              <w:jc w:val="left"/>
+              <w:jc w:val="center"/>
             </w:pPr>
             <w:r/>
             <w:r>
@@ -1843,7 +1843,7 @@
       </w:tr>
       <w:tr>
         <w:trPr>
-          <w:trHeight w:val="398" w:hRule="atLeast"/>
+          <w:trHeight w:val="433" w:hRule="atLeast"/>
         </w:trPr>
         <w:tc>
           <w:tcPr>
@@ -1859,7 +1859,7 @@
           <w:p>
             <w:pPr>
               <w:spacing w:after="0" w:line="312" w:lineRule="auto"/>
-              <w:jc w:val="left"/>
+              <w:jc w:val="center"/>
             </w:pPr>
             <w:r/>
             <w:r>
@@ -1885,7 +1885,7 @@
           <w:p>
             <w:pPr>
               <w:spacing w:after="0" w:line="312" w:lineRule="auto"/>
-              <w:jc w:val="left"/>
+              <w:jc w:val="center"/>
             </w:pPr>
             <w:r/>
             <w:r>
@@ -1911,7 +1911,7 @@
           <w:p>
             <w:pPr>
               <w:spacing w:after="0" w:line="312" w:lineRule="auto"/>
-              <w:jc w:val="left"/>
+              <w:jc w:val="center"/>
             </w:pPr>
             <w:r/>
             <w:r>
@@ -1937,7 +1937,7 @@
           <w:p>
             <w:pPr>
               <w:spacing w:after="0" w:line="312" w:lineRule="auto"/>
-              <w:jc w:val="left"/>
+              <w:jc w:val="center"/>
             </w:pPr>
             <w:r/>
             <w:r>
@@ -1952,7 +1952,7 @@
       </w:tr>
       <w:tr>
         <w:trPr>
-          <w:trHeight w:val="398" w:hRule="atLeast"/>
+          <w:trHeight w:val="433" w:hRule="atLeast"/>
         </w:trPr>
         <w:tc>
           <w:tcPr>
@@ -1968,7 +1968,7 @@
           <w:p>
             <w:pPr>
               <w:spacing w:after="0" w:line="312" w:lineRule="auto"/>
-              <w:jc w:val="left"/>
+              <w:jc w:val="center"/>
             </w:pPr>
             <w:r/>
             <w:r>
@@ -1994,7 +1994,7 @@
           <w:p>
             <w:pPr>
               <w:spacing w:after="0" w:line="312" w:lineRule="auto"/>
-              <w:jc w:val="left"/>
+              <w:jc w:val="center"/>
             </w:pPr>
             <w:r/>
             <w:r>
@@ -2020,7 +2020,7 @@
           <w:p>
             <w:pPr>
               <w:spacing w:after="0" w:line="312" w:lineRule="auto"/>
-              <w:jc w:val="left"/>
+              <w:jc w:val="center"/>
             </w:pPr>
             <w:r/>
             <w:r>
@@ -2046,7 +2046,7 @@
           <w:p>
             <w:pPr>
               <w:spacing w:after="0" w:line="312" w:lineRule="auto"/>
-              <w:jc w:val="left"/>
+              <w:jc w:val="center"/>
             </w:pPr>
             <w:r/>
             <w:r>
@@ -2062,7 +2062,7 @@
     </w:tbl>
     <w:p>
       <w:pPr>
-        <w:spacing w:after="31" w:before="0" w:line="312" w:lineRule="auto"/>
+        <w:spacing w:after="34" w:before="0" w:line="312" w:lineRule="auto"/>
         <w:jc w:val="left"/>
       </w:pPr>
       <w:r>
@@ -2075,7 +2075,7 @@
     </w:p>
     <w:p>
       <w:pPr>
-        <w:spacing w:after="31" w:before="62" w:line="312" w:lineRule="auto"/>
+        <w:spacing w:after="34" w:before="68" w:line="312" w:lineRule="auto"/>
         <w:jc w:val="left"/>
         <w:pBdr>
           <w:bottom w:val="single" w:sz="6" w:space="2" w:color="C9D2DD"/>
@@ -2102,7 +2102,7 @@
     </w:p>
     <w:p>
       <w:pPr>
-        <w:spacing w:after="31" w:before="0" w:line="312" w:lineRule="auto"/>
+        <w:spacing w:after="34" w:before="0" w:line="312" w:lineRule="auto"/>
         <w:jc w:val="left"/>
       </w:pPr>
       <w:r>
@@ -2128,7 +2128,7 @@
       </w:tblGrid>
       <w:tr>
         <w:trPr>
-          <w:trHeight w:val="1061" w:hRule="atLeast"/>
+          <w:trHeight w:val="1156" w:hRule="atLeast"/>
         </w:trPr>
         <w:tc>
           <w:tcPr>
@@ -2151,7 +2151,7 @@
               <w:rPr>
                 <w:rFonts w:ascii="Malgun Gothic" w:hAnsi="Malgun Gothic" w:eastAsia="Malgun Gothic" w:cs="Malgun Gothic"/>
                 <w:b w:val="0"/>
-                <w:sz w:val="20"/>
+                <w:sz w:val="19"/>
               </w:rPr>
             </w:r>
           </w:p>
@@ -2160,7 +2160,7 @@
     </w:tbl>
     <w:p>
       <w:pPr>
-        <w:spacing w:after="31" w:before="0" w:line="312" w:lineRule="auto"/>
+        <w:spacing w:after="34" w:before="0" w:line="312" w:lineRule="auto"/>
         <w:jc w:val="left"/>
       </w:pPr>
       <w:r>
@@ -2173,7 +2173,7 @@
     </w:p>
     <w:p>
       <w:pPr>
-        <w:spacing w:after="31" w:before="0" w:line="312" w:lineRule="auto"/>
+        <w:spacing w:after="34" w:before="0" w:line="312" w:lineRule="auto"/>
         <w:jc w:val="center"/>
       </w:pPr>
       <w:r>
@@ -2187,7 +2187,7 @@
     </w:p>
     <w:p>
       <w:pPr>
-        <w:spacing w:after="62" w:before="62" w:line="312" w:lineRule="auto"/>
+        <w:spacing w:after="68" w:before="68" w:line="312" w:lineRule="auto"/>
         <w:jc w:val="center"/>
       </w:pPr>
       <w:r>
@@ -2201,7 +2201,7 @@
     </w:p>
     <w:p>
       <w:pPr>
-        <w:spacing w:after="62" w:before="0" w:line="312" w:lineRule="auto"/>
+        <w:spacing w:after="68" w:before="0" w:line="312" w:lineRule="auto"/>
         <w:jc w:val="right"/>
       </w:pPr>
       <w:r>
